--- a/Xceed.Words.NET.Examples/Samples/Equation/Output/EquationSample.docx
+++ b/Xceed.Words.NET.Examples/Samples/Equation/Output/EquationSample.docx
@@ -9,7 +9,7 @@
       </w:pPr>
       <w:r>
         <w:rPr>
-          <w:lang w:val="en-US"/>
+          <w:lang w:val="en-CA"/>
           <w:sz w:val="30"/>
           <w:szCs w:val="30"/>
         </w:rPr>
@@ -20,7 +20,7 @@
       <w:pPr/>
       <w:r>
         <w:rPr>
-          <w:lang w:val="en-US"/>
+          <w:lang w:val="en-CA"/>
         </w:rPr>
         <w:t xml:space="preserve">A Linear equation : </w:t>
       </w:r>
@@ -36,7 +36,7 @@
         <m:oMath>
           <w:r>
             <w:rPr>
-              <w:lang w:val="en-US"/>
+              <w:lang w:val="en-CA"/>
               <w:rFonts w:ascii="Cambria Math" w:hAnsi="Cambria Math" w:cs="Cambria Math" w:eastAsia="Cambria Math"/>
             </w:rPr>
             <m:t>y = mx + b</m:t>
@@ -48,7 +48,7 @@
       <w:pPr/>
       <w:r>
         <w:rPr>
-          <w:lang w:val="en-US"/>
+          <w:lang w:val="en-CA"/>
         </w:rPr>
         <w:t xml:space="preserve">A Quadratic equation : </w:t>
       </w:r>
@@ -67,7 +67,7 @@
         <m:oMath>
           <w:r>
             <w:rPr>
-              <w:lang w:val="en-US"/>
+              <w:lang w:val="en-CA"/>
               <w:rFonts w:ascii="Cambria Math" w:hAnsi="Cambria Math" w:cs="Cambria Math" w:eastAsia="Cambria Math"/>
             </w:rPr>
             <m:t>x = ( -b ± √(b² - 4ac))/2a</m:t>
@@ -97,7 +97,7 @@
         <w:rFonts w:asciiTheme="minorHAnsi" w:eastAsiaTheme="minorHAnsi" w:hAnsiTheme="minorHAnsi" w:cstheme="minorBidi"/>
         <w:sz w:val="22"/>
         <w:szCs w:val="22"/>
-        <w:lang w:val="en-US" w:eastAsia="en-US" w:bidi="ar-SA"/>
+        <w:lang w:val="en-CA" w:eastAsia="en-US" w:bidi="ar-SA"/>
       </w:rPr>
     </w:rPrDefault>
     <w:pPrDefault/>
